--- a/01 Tanakh/02 Nevi_im/02 Latter Prophets/12 Yechezkel/Yechezkel 19.docx
+++ b/01 Tanakh/02 Nevi_im/02 Latter Prophets/12 Yechezkel/Yechezkel 19.docx
@@ -22,7 +22,7 @@
           <w:szCs w:val="24"/>
           <w:rtl w:val="0"/>
         </w:rPr>
-        <w:t xml:space="preserve">(Book Title)</w:t>
+        <w:t xml:space="preserve">Yechezkel</w:t>
       </w:r>
     </w:p>
     <w:p>
@@ -43,7 +43,7 @@
           <w:szCs w:val="40"/>
           <w:rtl w:val="0"/>
         </w:rPr>
-        <w:t xml:space="preserve">1</w:t>
+        <w:t xml:space="preserve">19</w:t>
       </w:r>
     </w:p>
     <w:p>
@@ -84,10 +84,8 @@
     </w:p>
     <w:p>
       <w:pPr>
-        <w:ind w:firstLine="720"/>
-        <w:rPr>
-          <w:b w:val="1"/>
-          <w:bCs w:val="1"/>
+        <w:ind w:left="0" w:firstLine="0"/>
+        <w:rPr>
           <w:sz w:val="24"/>
           <w:szCs w:val="24"/>
         </w:rPr>
@@ -117,70 +115,7 @@
           <w:szCs w:val="24"/>
           <w:rtl w:val="0"/>
         </w:rPr>
-        <w:t xml:space="preserve">Text</w:t>
-      </w:r>
-    </w:p>
-    <w:p>
-      <w:pPr>
-        <w:rPr>
-          <w:sz w:val="24"/>
-          <w:szCs w:val="24"/>
-        </w:rPr>
-      </w:pPr>
-      <w:r>
-        <w:rPr>
-          <w:rtl w:val="0"/>
-        </w:rPr>
-      </w:r>
-    </w:p>
-    <w:p>
-      <w:pPr>
-        <w:rPr>
-          <w:sz w:val="24"/>
-          <w:szCs w:val="24"/>
-        </w:rPr>
-      </w:pPr>
-      <w:r>
-        <w:rPr>
-          <w:rtl w:val="0"/>
-        </w:rPr>
-      </w:r>
-    </w:p>
-    <w:p>
-      <w:pPr>
-        <w:ind w:firstLine="720"/>
-        <w:rPr>
-          <w:b w:val="1"/>
-          <w:bCs w:val="1"/>
-          <w:sz w:val="24"/>
-          <w:szCs w:val="24"/>
-        </w:rPr>
-      </w:pPr>
-      <w:r>
-        <w:rPr>
-          <w:b w:val="1"/>
-          <w:bCs w:val="1"/>
-          <w:sz w:val="24"/>
-          <w:szCs w:val="24"/>
-          <w:rtl w:val="0"/>
-        </w:rPr>
-        <w:t xml:space="preserve">(Section Title)</w:t>
-      </w:r>
-    </w:p>
-    <w:p>
-      <w:pPr>
-        <w:ind w:firstLine="720"/>
-        <w:rPr>
-          <w:b w:val="1"/>
-          <w:bCs w:val="1"/>
-          <w:sz w:val="24"/>
-          <w:szCs w:val="24"/>
-        </w:rPr>
-      </w:pPr>
-      <w:r>
-        <w:rPr>
-          <w:rtl w:val="0"/>
-        </w:rPr>
+        <w:t xml:space="preserve">“Moreover, raise a lament for the leaders of Isra’el;</w:t>
       </w:r>
     </w:p>
     <w:p>
@@ -202,98 +137,7 @@
           <w:szCs w:val="24"/>
           <w:rtl w:val="0"/>
         </w:rPr>
-        <w:t xml:space="preserve">Text</w:t>
-      </w:r>
-    </w:p>
-    <w:p>
-      <w:pPr>
-        <w:rPr>
-          <w:sz w:val="24"/>
-          <w:szCs w:val="24"/>
-        </w:rPr>
-      </w:pPr>
-      <w:r>
-        <w:rPr>
-          <w:rtl w:val="0"/>
-        </w:rPr>
-      </w:r>
-    </w:p>
-    <w:p>
-      <w:pPr>
-        <w:jc w:val="center"/>
-        <w:rPr>
-          <w:b w:val="1"/>
-          <w:bCs w:val="1"/>
-          <w:sz w:val="40"/>
-          <w:szCs w:val="40"/>
-        </w:rPr>
-      </w:pPr>
-      <w:r>
-        <w:rPr>
-          <w:b w:val="1"/>
-          <w:bCs w:val="1"/>
-          <w:color w:val="999999"/>
-          <w:sz w:val="24"/>
-          <w:szCs w:val="24"/>
-          <w:rtl w:val="0"/>
-        </w:rPr>
-        <w:t xml:space="preserve">(Book Title)</w:t>
-      </w:r>
-      <w:r>
-        <w:rPr>
-          <w:rtl w:val="0"/>
-        </w:rPr>
-      </w:r>
-    </w:p>
-    <w:p>
-      <w:pPr>
-        <w:jc w:val="center"/>
-        <w:rPr>
-          <w:b w:val="1"/>
-          <w:bCs w:val="1"/>
-          <w:sz w:val="40"/>
-          <w:szCs w:val="40"/>
-        </w:rPr>
-      </w:pPr>
-      <w:r>
-        <w:rPr>
-          <w:b w:val="1"/>
-          <w:bCs w:val="1"/>
-          <w:sz w:val="40"/>
-          <w:szCs w:val="40"/>
-          <w:rtl w:val="0"/>
-        </w:rPr>
-        <w:t xml:space="preserve">1</w:t>
-      </w:r>
-    </w:p>
-    <w:p>
-      <w:pPr>
-        <w:rPr>
-          <w:b w:val="1"/>
-          <w:bCs w:val="1"/>
-          <w:sz w:val="24"/>
-          <w:szCs w:val="24"/>
-        </w:rPr>
-      </w:pPr>
-      <w:r>
-        <w:rPr>
-          <w:rtl w:val="0"/>
-        </w:rPr>
-      </w:r>
-    </w:p>
-    <w:p>
-      <w:pPr>
-        <w:rPr>
-          <w:b w:val="1"/>
-          <w:bCs w:val="1"/>
-          <w:sz w:val="24"/>
-          <w:szCs w:val="24"/>
-        </w:rPr>
-      </w:pPr>
-      <w:r>
-        <w:rPr>
-          <w:rtl w:val="0"/>
-        </w:rPr>
+        <w:t xml:space="preserve">say: ‘What a mother you had — a lioness among lions! She lay down among young lions and reared her cubs.</w:t>
       </w:r>
     </w:p>
     <w:p>
@@ -315,7 +159,249 @@
           <w:szCs w:val="24"/>
           <w:rtl w:val="0"/>
         </w:rPr>
-        <w:t xml:space="preserve">Text</w:t>
+        <w:t xml:space="preserve">One of her cubs she singled out: he became a young lion, he learned to seize his prey, he became a man-eater.</w:t>
+      </w:r>
+    </w:p>
+    <w:p>
+      <w:pPr>
+        <w:numPr>
+          <w:ilvl w:val="0"/>
+          <w:numId w:val="1"/>
+        </w:numPr>
+        <w:ind w:left="720" w:hanging="360"/>
+        <w:rPr>
+          <w:sz w:val="24"/>
+          <w:szCs w:val="24"/>
+          <w:u w:val="none"/>
+        </w:rPr>
+      </w:pPr>
+      <w:r>
+        <w:rPr>
+          <w:sz w:val="24"/>
+          <w:szCs w:val="24"/>
+          <w:rtl w:val="0"/>
+        </w:rPr>
+        <w:t xml:space="preserve">The nations sounded an alarm against him; and he was caught in their pit. With hooks they dragged him off to the land of Egypt.</w:t>
+      </w:r>
+    </w:p>
+    <w:p>
+      <w:pPr>
+        <w:numPr>
+          <w:ilvl w:val="0"/>
+          <w:numId w:val="1"/>
+        </w:numPr>
+        <w:ind w:left="720" w:hanging="360"/>
+        <w:rPr>
+          <w:sz w:val="24"/>
+          <w:szCs w:val="24"/>
+          <w:u w:val="none"/>
+        </w:rPr>
+      </w:pPr>
+      <w:r>
+        <w:rPr>
+          <w:sz w:val="24"/>
+          <w:szCs w:val="24"/>
+          <w:rtl w:val="0"/>
+        </w:rPr>
+        <w:t xml:space="preserve">When she saw that she had been thwarted, that her hope was lost, she took another of her cubs and made a young lion of him.</w:t>
+      </w:r>
+    </w:p>
+    <w:p>
+      <w:pPr>
+        <w:numPr>
+          <w:ilvl w:val="0"/>
+          <w:numId w:val="1"/>
+        </w:numPr>
+        <w:ind w:left="720" w:hanging="360"/>
+        <w:rPr>
+          <w:sz w:val="24"/>
+          <w:szCs w:val="24"/>
+          <w:u w:val="none"/>
+        </w:rPr>
+      </w:pPr>
+      <w:r>
+        <w:rPr>
+          <w:sz w:val="24"/>
+          <w:szCs w:val="24"/>
+          <w:rtl w:val="0"/>
+        </w:rPr>
+        <w:t xml:space="preserve">He prowled among the lions, grew to be a young lion, learned to seize his prey and became a man-eater.</w:t>
+      </w:r>
+    </w:p>
+    <w:p>
+      <w:pPr>
+        <w:numPr>
+          <w:ilvl w:val="0"/>
+          <w:numId w:val="1"/>
+        </w:numPr>
+        <w:ind w:left="720" w:hanging="360"/>
+        <w:rPr>
+          <w:sz w:val="24"/>
+          <w:szCs w:val="24"/>
+          <w:u w:val="none"/>
+        </w:rPr>
+      </w:pPr>
+      <w:r>
+        <w:rPr>
+          <w:sz w:val="24"/>
+          <w:szCs w:val="24"/>
+          <w:rtl w:val="0"/>
+        </w:rPr>
+        <w:t xml:space="preserve">He raped their widows and destroyed their cities; the land and all in it were appalled at the sound of his roaring.</w:t>
+      </w:r>
+    </w:p>
+    <w:p>
+      <w:pPr>
+        <w:numPr>
+          <w:ilvl w:val="0"/>
+          <w:numId w:val="1"/>
+        </w:numPr>
+        <w:ind w:left="720" w:hanging="360"/>
+        <w:rPr>
+          <w:sz w:val="24"/>
+          <w:szCs w:val="24"/>
+          <w:u w:val="none"/>
+        </w:rPr>
+      </w:pPr>
+      <w:r>
+        <w:rPr>
+          <w:sz w:val="24"/>
+          <w:szCs w:val="24"/>
+          <w:rtl w:val="0"/>
+        </w:rPr>
+        <w:t xml:space="preserve">The nations set a snare for him from the provinces all around, they spread their net over him, and he was caught in their pit.</w:t>
+      </w:r>
+    </w:p>
+    <w:p>
+      <w:pPr>
+        <w:numPr>
+          <w:ilvl w:val="0"/>
+          <w:numId w:val="1"/>
+        </w:numPr>
+        <w:ind w:left="720" w:hanging="360"/>
+        <w:rPr>
+          <w:sz w:val="24"/>
+          <w:szCs w:val="24"/>
+          <w:u w:val="none"/>
+        </w:rPr>
+      </w:pPr>
+      <w:r>
+        <w:rPr>
+          <w:sz w:val="24"/>
+          <w:szCs w:val="24"/>
+          <w:rtl w:val="0"/>
+        </w:rPr>
+        <w:t xml:space="preserve">With hooks they put him in a cage and brought him to the king of Bavel to imprison him in a fortress, so that his roar would be heard no more on the mountains of Isra’el.</w:t>
+      </w:r>
+    </w:p>
+    <w:p>
+      <w:pPr>
+        <w:numPr>
+          <w:ilvl w:val="0"/>
+          <w:numId w:val="1"/>
+        </w:numPr>
+        <w:ind w:left="720" w:hanging="360"/>
+        <w:rPr>
+          <w:sz w:val="24"/>
+          <w:szCs w:val="24"/>
+          <w:u w:val="none"/>
+        </w:rPr>
+      </w:pPr>
+      <w:r>
+        <w:rPr>
+          <w:sz w:val="24"/>
+          <w:szCs w:val="24"/>
+          <w:rtl w:val="0"/>
+        </w:rPr>
+        <w:t xml:space="preserve">“‘Your mother was like a strong grapevine planted by the water. It was fruitful and luxuriant because of the abundant water.</w:t>
+      </w:r>
+    </w:p>
+    <w:p>
+      <w:pPr>
+        <w:numPr>
+          <w:ilvl w:val="0"/>
+          <w:numId w:val="1"/>
+        </w:numPr>
+        <w:ind w:left="720" w:hanging="360"/>
+        <w:rPr>
+          <w:sz w:val="24"/>
+          <w:szCs w:val="24"/>
+          <w:u w:val="none"/>
+        </w:rPr>
+      </w:pPr>
+      <w:r>
+        <w:rPr>
+          <w:sz w:val="24"/>
+          <w:szCs w:val="24"/>
+          <w:rtl w:val="0"/>
+        </w:rPr>
+        <w:t xml:space="preserve">It had strong branches to be used as scepters by rulers; besides having thick foliage, it grew taller and taller, until its height was noticed, with its mass of branches.</w:t>
+      </w:r>
+    </w:p>
+    <w:p>
+      <w:pPr>
+        <w:numPr>
+          <w:ilvl w:val="0"/>
+          <w:numId w:val="1"/>
+        </w:numPr>
+        <w:ind w:left="720" w:hanging="360"/>
+        <w:rPr>
+          <w:sz w:val="24"/>
+          <w:szCs w:val="24"/>
+          <w:u w:val="none"/>
+        </w:rPr>
+      </w:pPr>
+      <w:r>
+        <w:rPr>
+          <w:sz w:val="24"/>
+          <w:szCs w:val="24"/>
+          <w:rtl w:val="0"/>
+        </w:rPr>
+        <w:t xml:space="preserve">But it was torn up in fury and flung on the ground. An east wind withered her fruit, her strong branches were broken off; they dried up; and fire consumed the vine.</w:t>
+      </w:r>
+    </w:p>
+    <w:p>
+      <w:pPr>
+        <w:numPr>
+          <w:ilvl w:val="0"/>
+          <w:numId w:val="1"/>
+        </w:numPr>
+        <w:ind w:left="720" w:hanging="360"/>
+        <w:rPr>
+          <w:sz w:val="24"/>
+          <w:szCs w:val="24"/>
+          <w:u w:val="none"/>
+        </w:rPr>
+      </w:pPr>
+      <w:r>
+        <w:rPr>
+          <w:sz w:val="24"/>
+          <w:szCs w:val="24"/>
+          <w:rtl w:val="0"/>
+        </w:rPr>
+        <w:t xml:space="preserve">It has been transplanted to the desert, to a dry, thirsty land.</w:t>
+      </w:r>
+    </w:p>
+    <w:p>
+      <w:pPr>
+        <w:numPr>
+          <w:ilvl w:val="0"/>
+          <w:numId w:val="1"/>
+        </w:numPr>
+        <w:ind w:left="720" w:hanging="360"/>
+        <w:rPr>
+          <w:sz w:val="24"/>
+          <w:szCs w:val="24"/>
+          <w:u w:val="none"/>
+        </w:rPr>
+      </w:pPr>
+      <w:r>
+        <w:rPr>
+          <w:sz w:val="24"/>
+          <w:szCs w:val="24"/>
+          <w:rtl w:val="0"/>
+        </w:rPr>
+        <w:t xml:space="preserve">Fire has gone out from its own branches, burning up its fruit, so that now it has no strong branch to be a ruler’s scepter.’” This lamentation became very well known.</w:t>
       </w:r>
     </w:p>
     <w:sectPr>
